--- a/MH3511 project.docx
+++ b/MH3511 project.docx
@@ -21,12 +21,12 @@
           <wp:inline distB="114300" distT="114300" distL="114300" distR="114300">
             <wp:extent cx="5731200" cy="2387600"/>
             <wp:effectExtent b="0" l="0" r="0" t="0"/>
-            <wp:docPr id="20" name="image1.png"/>
+            <wp:docPr id="20" name="image2.png"/>
             <a:graphic>
               <a:graphicData uri="http://schemas.openxmlformats.org/drawingml/2006/picture">
                 <pic:pic>
                   <pic:nvPicPr>
-                    <pic:cNvPr id="0" name="image1.png"/>
+                    <pic:cNvPr id="0" name="image2.png"/>
                     <pic:cNvPicPr preferRelativeResize="0"/>
                   </pic:nvPicPr>
                   <pic:blipFill>
@@ -2010,12 +2010,12 @@
                 <wp:inline distB="114300" distT="114300" distL="114300" distR="114300">
                   <wp:extent cx="3543300" cy="2857500"/>
                   <wp:effectExtent b="0" l="0" r="0" t="0"/>
-                  <wp:docPr id="3" name="image14.png"/>
+                  <wp:docPr id="3" name="image18.png"/>
                   <a:graphic>
                     <a:graphicData uri="http://schemas.openxmlformats.org/drawingml/2006/picture">
                       <pic:pic>
                         <pic:nvPicPr>
-                          <pic:cNvPr id="0" name="image14.png"/>
+                          <pic:cNvPr id="0" name="image18.png"/>
                           <pic:cNvPicPr preferRelativeResize="0"/>
                         </pic:nvPicPr>
                         <pic:blipFill>
@@ -2118,12 +2118,12 @@
                 <wp:inline distB="114300" distT="114300" distL="114300" distR="114300">
                   <wp:extent cx="3547872" cy="2866307"/>
                   <wp:effectExtent b="0" l="0" r="0" t="0"/>
-                  <wp:docPr id="7" name="image8.png"/>
+                  <wp:docPr id="7" name="image6.png"/>
                   <a:graphic>
                     <a:graphicData uri="http://schemas.openxmlformats.org/drawingml/2006/picture">
                       <pic:pic>
                         <pic:nvPicPr>
-                          <pic:cNvPr id="0" name="image8.png"/>
+                          <pic:cNvPr id="0" name="image6.png"/>
                           <pic:cNvPicPr preferRelativeResize="0"/>
                         </pic:nvPicPr>
                         <pic:blipFill>
@@ -2279,12 +2279,12 @@
           <wp:inline distB="114300" distT="114300" distL="114300" distR="114300">
             <wp:extent cx="4623206" cy="3359888"/>
             <wp:effectExtent b="0" l="0" r="0" t="0"/>
-            <wp:docPr id="28" name="image23.png"/>
+            <wp:docPr id="28" name="image24.png"/>
             <a:graphic>
               <a:graphicData uri="http://schemas.openxmlformats.org/drawingml/2006/picture">
                 <pic:pic>
                   <pic:nvPicPr>
-                    <pic:cNvPr id="0" name="image23.png"/>
+                    <pic:cNvPr id="0" name="image24.png"/>
                     <pic:cNvPicPr preferRelativeResize="0"/>
                   </pic:nvPicPr>
                   <pic:blipFill>
@@ -2397,12 +2397,12 @@
           <wp:inline distB="114300" distT="114300" distL="114300" distR="114300">
             <wp:extent cx="2586038" cy="2635961"/>
             <wp:effectExtent b="0" l="0" r="0" t="0"/>
-            <wp:docPr id="27" name="image22.png"/>
+            <wp:docPr id="27" name="image25.png"/>
             <a:graphic>
               <a:graphicData uri="http://schemas.openxmlformats.org/drawingml/2006/picture">
                 <pic:pic>
                   <pic:nvPicPr>
-                    <pic:cNvPr id="0" name="image22.png"/>
+                    <pic:cNvPr id="0" name="image25.png"/>
                     <pic:cNvPicPr preferRelativeResize="0"/>
                   </pic:nvPicPr>
                   <pic:blipFill>
@@ -2445,12 +2445,12 @@
           <wp:inline distB="114300" distT="114300" distL="114300" distR="114300">
             <wp:extent cx="2784946" cy="2586022"/>
             <wp:effectExtent b="0" l="0" r="0" t="0"/>
-            <wp:docPr id="17" name="image5.png"/>
+            <wp:docPr id="17" name="image11.png"/>
             <a:graphic>
               <a:graphicData uri="http://schemas.openxmlformats.org/drawingml/2006/picture">
                 <pic:pic>
                   <pic:nvPicPr>
-                    <pic:cNvPr id="0" name="image5.png"/>
+                    <pic:cNvPr id="0" name="image11.png"/>
                     <pic:cNvPicPr preferRelativeResize="0"/>
                   </pic:nvPicPr>
                   <pic:blipFill>
@@ -2658,12 +2658,12 @@
           <wp:inline distB="114300" distT="114300" distL="114300" distR="114300">
             <wp:extent cx="4962525" cy="3051851"/>
             <wp:effectExtent b="0" l="0" r="0" t="0"/>
-            <wp:docPr id="30" name="image28.png"/>
+            <wp:docPr id="30" name="image22.png"/>
             <a:graphic>
               <a:graphicData uri="http://schemas.openxmlformats.org/drawingml/2006/picture">
                 <pic:pic>
                   <pic:nvPicPr>
-                    <pic:cNvPr id="0" name="image28.png"/>
+                    <pic:cNvPr id="0" name="image22.png"/>
                     <pic:cNvPicPr preferRelativeResize="0"/>
                   </pic:nvPicPr>
                   <pic:blipFill>
@@ -2801,12 +2801,12 @@
           <wp:inline distB="114300" distT="114300" distL="114300" distR="114300">
             <wp:extent cx="3378518" cy="2802918"/>
             <wp:effectExtent b="0" l="0" r="0" t="0"/>
-            <wp:docPr id="1" name="image4.png"/>
+            <wp:docPr id="1" name="image13.png"/>
             <a:graphic>
               <a:graphicData uri="http://schemas.openxmlformats.org/drawingml/2006/picture">
                 <pic:pic>
                   <pic:nvPicPr>
-                    <pic:cNvPr id="0" name="image4.png"/>
+                    <pic:cNvPr id="0" name="image13.png"/>
                     <pic:cNvPicPr preferRelativeResize="0"/>
                   </pic:nvPicPr>
                   <pic:blipFill>
@@ -2926,12 +2926,12 @@
           <wp:inline distB="114300" distT="114300" distL="114300" distR="114300">
             <wp:extent cx="2862072" cy="1728216"/>
             <wp:effectExtent b="0" l="0" r="0" t="0"/>
-            <wp:docPr id="4" name="image3.png"/>
+            <wp:docPr id="4" name="image12.png"/>
             <a:graphic>
               <a:graphicData uri="http://schemas.openxmlformats.org/drawingml/2006/picture">
                 <pic:pic>
                   <pic:nvPicPr>
-                    <pic:cNvPr id="0" name="image3.png"/>
+                    <pic:cNvPr id="0" name="image12.png"/>
                     <pic:cNvPicPr preferRelativeResize="0"/>
                   </pic:nvPicPr>
                   <pic:blipFill>
@@ -2963,12 +2963,12 @@
           <wp:inline distB="114300" distT="114300" distL="114300" distR="114300">
             <wp:extent cx="2857500" cy="1727200"/>
             <wp:effectExtent b="0" l="0" r="0" t="0"/>
-            <wp:docPr id="9" name="image2.png"/>
+            <wp:docPr id="9" name="image9.png"/>
             <a:graphic>
               <a:graphicData uri="http://schemas.openxmlformats.org/drawingml/2006/picture">
                 <pic:pic>
                   <pic:nvPicPr>
-                    <pic:cNvPr id="0" name="image2.png"/>
+                    <pic:cNvPr id="0" name="image9.png"/>
                     <pic:cNvPicPr preferRelativeResize="0"/>
                   </pic:nvPicPr>
                   <pic:blipFill>
@@ -3096,12 +3096,12 @@
           <wp:inline distB="114300" distT="114300" distL="114300" distR="114300">
             <wp:extent cx="2819400" cy="1714500"/>
             <wp:effectExtent b="0" l="0" r="0" t="0"/>
-            <wp:docPr id="25" name="image6.png"/>
+            <wp:docPr id="25" name="image3.png"/>
             <a:graphic>
               <a:graphicData uri="http://schemas.openxmlformats.org/drawingml/2006/picture">
                 <pic:pic>
                   <pic:nvPicPr>
-                    <pic:cNvPr id="0" name="image6.png"/>
+                    <pic:cNvPr id="0" name="image3.png"/>
                     <pic:cNvPicPr preferRelativeResize="0"/>
                   </pic:nvPicPr>
                   <pic:blipFill>
@@ -3212,12 +3212,12 @@
           <wp:inline distB="114300" distT="114300" distL="114300" distR="114300">
             <wp:extent cx="2862072" cy="1728216"/>
             <wp:effectExtent b="0" l="0" r="0" t="0"/>
-            <wp:docPr id="11" name="image20.png"/>
+            <wp:docPr id="11" name="image4.png"/>
             <a:graphic>
               <a:graphicData uri="http://schemas.openxmlformats.org/drawingml/2006/picture">
                 <pic:pic>
                   <pic:nvPicPr>
-                    <pic:cNvPr id="0" name="image20.png"/>
+                    <pic:cNvPr id="0" name="image4.png"/>
                     <pic:cNvPicPr preferRelativeResize="0"/>
                   </pic:nvPicPr>
                   <pic:blipFill>
@@ -3249,12 +3249,12 @@
           <wp:inline distB="114300" distT="114300" distL="114300" distR="114300">
             <wp:extent cx="2857500" cy="1727200"/>
             <wp:effectExtent b="0" l="0" r="0" t="0"/>
-            <wp:docPr id="12" name="image2.png"/>
+            <wp:docPr id="12" name="image9.png"/>
             <a:graphic>
               <a:graphicData uri="http://schemas.openxmlformats.org/drawingml/2006/picture">
                 <pic:pic>
                   <pic:nvPicPr>
-                    <pic:cNvPr id="0" name="image2.png"/>
+                    <pic:cNvPr id="0" name="image9.png"/>
                     <pic:cNvPicPr preferRelativeResize="0"/>
                   </pic:nvPicPr>
                   <pic:blipFill>
@@ -3360,12 +3360,12 @@
           <wp:inline distB="114300" distT="114300" distL="114300" distR="114300">
             <wp:extent cx="2819400" cy="1714500"/>
             <wp:effectExtent b="0" l="0" r="0" t="0"/>
-            <wp:docPr id="16" name="image6.png"/>
+            <wp:docPr id="16" name="image3.png"/>
             <a:graphic>
               <a:graphicData uri="http://schemas.openxmlformats.org/drawingml/2006/picture">
                 <pic:pic>
                   <pic:nvPicPr>
-                    <pic:cNvPr id="0" name="image6.png"/>
+                    <pic:cNvPr id="0" name="image3.png"/>
                     <pic:cNvPicPr preferRelativeResize="0"/>
                   </pic:nvPicPr>
                   <pic:blipFill>
@@ -3490,12 +3490,12 @@
           <wp:inline distB="114300" distT="114300" distL="114300" distR="114300">
             <wp:extent cx="3462338" cy="2152864"/>
             <wp:effectExtent b="0" l="0" r="0" t="0"/>
-            <wp:docPr id="14" name="image9.png"/>
+            <wp:docPr id="14" name="image14.png"/>
             <a:graphic>
               <a:graphicData uri="http://schemas.openxmlformats.org/drawingml/2006/picture">
                 <pic:pic>
                   <pic:nvPicPr>
-                    <pic:cNvPr id="0" name="image9.png"/>
+                    <pic:cNvPr id="0" name="image14.png"/>
                     <pic:cNvPicPr preferRelativeResize="0"/>
                   </pic:nvPicPr>
                   <pic:blipFill>
@@ -3599,12 +3599,12 @@
           <wp:inline distB="114300" distT="114300" distL="114300" distR="114300">
             <wp:extent cx="3571875" cy="2158703"/>
             <wp:effectExtent b="0" l="0" r="0" t="0"/>
-            <wp:docPr id="19" name="image21.png"/>
+            <wp:docPr id="19" name="image16.png"/>
             <a:graphic>
               <a:graphicData uri="http://schemas.openxmlformats.org/drawingml/2006/picture">
                 <pic:pic>
                   <pic:nvPicPr>
-                    <pic:cNvPr id="0" name="image21.png"/>
+                    <pic:cNvPr id="0" name="image16.png"/>
                     <pic:cNvPicPr preferRelativeResize="0"/>
                   </pic:nvPicPr>
                   <pic:blipFill>
@@ -4226,12 +4226,12 @@
           <wp:inline distB="114300" distT="114300" distL="114300" distR="114300">
             <wp:extent cx="4738688" cy="1949681"/>
             <wp:effectExtent b="12700" l="12700" r="12700" t="12700"/>
-            <wp:docPr id="13" name="image10.png"/>
+            <wp:docPr id="13" name="image17.png"/>
             <a:graphic>
               <a:graphicData uri="http://schemas.openxmlformats.org/drawingml/2006/picture">
                 <pic:pic>
                   <pic:nvPicPr>
-                    <pic:cNvPr id="0" name="image10.png"/>
+                    <pic:cNvPr id="0" name="image17.png"/>
                     <pic:cNvPicPr preferRelativeResize="0"/>
                   </pic:nvPicPr>
                   <pic:blipFill>
@@ -4417,12 +4417,12 @@
           <wp:inline distB="114300" distT="114300" distL="114300" distR="114300">
             <wp:extent cx="5943600" cy="1104900"/>
             <wp:effectExtent b="12700" l="12700" r="12700" t="12700"/>
-            <wp:docPr id="15" name="image18.png"/>
+            <wp:docPr id="15" name="image19.png"/>
             <a:graphic>
               <a:graphicData uri="http://schemas.openxmlformats.org/drawingml/2006/picture">
                 <pic:pic>
                   <pic:nvPicPr>
-                    <pic:cNvPr id="0" name="image18.png"/>
+                    <pic:cNvPr id="0" name="image19.png"/>
                     <pic:cNvPicPr preferRelativeResize="0"/>
                   </pic:nvPicPr>
                   <pic:blipFill>
@@ -4596,12 +4596,12 @@
           <wp:inline distB="114300" distT="114300" distL="114300" distR="114300">
             <wp:extent cx="5076825" cy="1847850"/>
             <wp:effectExtent b="12700" l="12700" r="12700" t="12700"/>
-            <wp:docPr id="29" name="image24.png"/>
+            <wp:docPr id="29" name="image23.png"/>
             <a:graphic>
               <a:graphicData uri="http://schemas.openxmlformats.org/drawingml/2006/picture">
                 <pic:pic>
                   <pic:nvPicPr>
-                    <pic:cNvPr id="0" name="image24.png"/>
+                    <pic:cNvPr id="0" name="image23.png"/>
                     <pic:cNvPicPr preferRelativeResize="0"/>
                   </pic:nvPicPr>
                   <pic:blipFill>
@@ -4842,12 +4842,12 @@
           <wp:inline distB="114300" distT="114300" distL="114300" distR="114300">
             <wp:extent cx="5943600" cy="1219200"/>
             <wp:effectExtent b="12700" l="12700" r="12700" t="12700"/>
-            <wp:docPr id="32" name="image25.png"/>
+            <wp:docPr id="32" name="image26.png"/>
             <a:graphic>
               <a:graphicData uri="http://schemas.openxmlformats.org/drawingml/2006/picture">
                 <pic:pic>
                   <pic:nvPicPr>
-                    <pic:cNvPr id="0" name="image25.png"/>
+                    <pic:cNvPr id="0" name="image26.png"/>
                     <pic:cNvPicPr preferRelativeResize="0"/>
                   </pic:nvPicPr>
                   <pic:blipFill>
@@ -4980,12 +4980,12 @@
           <wp:inline distB="114300" distT="114300" distL="114300" distR="114300">
             <wp:extent cx="5943600" cy="457200"/>
             <wp:effectExtent b="12700" l="12700" r="12700" t="12700"/>
-            <wp:docPr id="6" name="image11.png"/>
+            <wp:docPr id="6" name="image7.png"/>
             <a:graphic>
               <a:graphicData uri="http://schemas.openxmlformats.org/drawingml/2006/picture">
                 <pic:pic>
                   <pic:nvPicPr>
-                    <pic:cNvPr id="0" name="image11.png"/>
+                    <pic:cNvPr id="0" name="image7.png"/>
                     <pic:cNvPicPr preferRelativeResize="0"/>
                   </pic:nvPicPr>
                   <pic:blipFill>
@@ -5170,12 +5170,12 @@
           <wp:inline distB="114300" distT="114300" distL="114300" distR="114300">
             <wp:extent cx="5848350" cy="942975"/>
             <wp:effectExtent b="12700" l="12700" r="12700" t="12700"/>
-            <wp:docPr id="18" name="image13.png"/>
+            <wp:docPr id="18" name="image8.png"/>
             <a:graphic>
               <a:graphicData uri="http://schemas.openxmlformats.org/drawingml/2006/picture">
                 <pic:pic>
                   <pic:nvPicPr>
-                    <pic:cNvPr id="0" name="image13.png"/>
+                    <pic:cNvPr id="0" name="image8.png"/>
                     <pic:cNvPicPr preferRelativeResize="0"/>
                   </pic:nvPicPr>
                   <pic:blipFill>
@@ -6674,12 +6674,12 @@
           <wp:inline distB="114300" distT="114300" distL="114300" distR="114300">
             <wp:extent cx="5943600" cy="1892300"/>
             <wp:effectExtent b="12700" l="12700" r="12700" t="12700"/>
-            <wp:docPr id="24" name="image19.png"/>
+            <wp:docPr id="24" name="image20.png"/>
             <a:graphic>
               <a:graphicData uri="http://schemas.openxmlformats.org/drawingml/2006/picture">
                 <pic:pic>
                   <pic:nvPicPr>
-                    <pic:cNvPr id="0" name="image19.png"/>
+                    <pic:cNvPr id="0" name="image20.png"/>
                     <pic:cNvPicPr preferRelativeResize="0"/>
                   </pic:nvPicPr>
                   <pic:blipFill>
@@ -6728,12 +6728,12 @@
           <wp:inline distB="114300" distT="114300" distL="114300" distR="114300">
             <wp:extent cx="5943600" cy="2286000"/>
             <wp:effectExtent b="12700" l="12700" r="12700" t="12700"/>
-            <wp:docPr id="26" name="image29.png"/>
+            <wp:docPr id="26" name="image27.png"/>
             <a:graphic>
               <a:graphicData uri="http://schemas.openxmlformats.org/drawingml/2006/picture">
                 <pic:pic>
                   <pic:nvPicPr>
-                    <pic:cNvPr id="0" name="image29.png"/>
+                    <pic:cNvPr id="0" name="image27.png"/>
                     <pic:cNvPicPr preferRelativeResize="0"/>
                   </pic:nvPicPr>
                   <pic:blipFill>
@@ -6813,12 +6813,12 @@
           <wp:inline distB="114300" distT="114300" distL="114300" distR="114300">
             <wp:extent cx="5943600" cy="1091693"/>
             <wp:effectExtent b="12700" l="12700" r="12700" t="12700"/>
-            <wp:docPr id="10" name="image16.png"/>
+            <wp:docPr id="10" name="image1.png"/>
             <a:graphic>
               <a:graphicData uri="http://schemas.openxmlformats.org/drawingml/2006/picture">
                 <pic:pic>
                   <pic:nvPicPr>
-                    <pic:cNvPr id="0" name="image16.png"/>
+                    <pic:cNvPr id="0" name="image1.png"/>
                     <pic:cNvPicPr preferRelativeResize="0"/>
                   </pic:nvPicPr>
                   <pic:blipFill>
@@ -6934,12 +6934,12 @@
           <wp:inline distB="114300" distT="114300" distL="114300" distR="114300">
             <wp:extent cx="5943600" cy="3009900"/>
             <wp:effectExtent b="12700" l="12700" r="12700" t="12700"/>
-            <wp:docPr id="23" name="image27.png"/>
+            <wp:docPr id="23" name="image29.png"/>
             <a:graphic>
               <a:graphicData uri="http://schemas.openxmlformats.org/drawingml/2006/picture">
                 <pic:pic>
                   <pic:nvPicPr>
-                    <pic:cNvPr id="0" name="image27.png"/>
+                    <pic:cNvPr id="0" name="image29.png"/>
                     <pic:cNvPicPr preferRelativeResize="0"/>
                   </pic:nvPicPr>
                   <pic:blipFill>
@@ -7553,12 +7553,12 @@
           <wp:inline distB="114300" distT="114300" distL="114300" distR="114300">
             <wp:extent cx="5943600" cy="2844800"/>
             <wp:effectExtent b="12700" l="12700" r="12700" t="12700"/>
-            <wp:docPr id="21" name="image26.png"/>
+            <wp:docPr id="21" name="image28.png"/>
             <a:graphic>
               <a:graphicData uri="http://schemas.openxmlformats.org/drawingml/2006/picture">
                 <pic:pic>
                   <pic:nvPicPr>
-                    <pic:cNvPr id="0" name="image26.png"/>
+                    <pic:cNvPr id="0" name="image28.png"/>
                     <pic:cNvPicPr preferRelativeResize="0"/>
                   </pic:nvPicPr>
                   <pic:blipFill>
@@ -7973,12 +7973,12 @@
           <wp:inline distB="114300" distT="114300" distL="114300" distR="114300">
             <wp:extent cx="5943600" cy="4978400"/>
             <wp:effectExtent b="12700" l="12700" r="12700" t="12700"/>
-            <wp:docPr id="22" name="image12.png"/>
+            <wp:docPr id="22" name="image21.png"/>
             <a:graphic>
               <a:graphicData uri="http://schemas.openxmlformats.org/drawingml/2006/picture">
                 <pic:pic>
                   <pic:nvPicPr>
-                    <pic:cNvPr id="0" name="image12.png"/>
+                    <pic:cNvPr id="0" name="image21.png"/>
                     <pic:cNvPicPr preferRelativeResize="0"/>
                   </pic:nvPicPr>
                   <pic:blipFill>
@@ -8028,12 +8028,12 @@
           <wp:inline distB="114300" distT="114300" distL="114300" distR="114300">
             <wp:extent cx="5943600" cy="1117600"/>
             <wp:effectExtent b="12700" l="12700" r="12700" t="12700"/>
-            <wp:docPr id="8" name="image17.png"/>
+            <wp:docPr id="8" name="image10.png"/>
             <a:graphic>
               <a:graphicData uri="http://schemas.openxmlformats.org/drawingml/2006/picture">
                 <pic:pic>
                   <pic:nvPicPr>
-                    <pic:cNvPr id="0" name="image17.png"/>
+                    <pic:cNvPr id="0" name="image10.png"/>
                     <pic:cNvPicPr preferRelativeResize="0"/>
                   </pic:nvPicPr>
                   <pic:blipFill>
@@ -8282,12 +8282,12 @@
           <wp:inline distB="114300" distT="114300" distL="114300" distR="114300">
             <wp:extent cx="5219700" cy="495300"/>
             <wp:effectExtent b="12700" l="12700" r="12700" t="12700"/>
-            <wp:docPr id="2" name="image7.png"/>
+            <wp:docPr id="2" name="image5.png"/>
             <a:graphic>
               <a:graphicData uri="http://schemas.openxmlformats.org/drawingml/2006/picture">
                 <pic:pic>
                   <pic:nvPicPr>
-                    <pic:cNvPr id="0" name="image7.png"/>
+                    <pic:cNvPr id="0" name="image5.png"/>
                     <pic:cNvPicPr preferRelativeResize="0"/>
                   </pic:nvPicPr>
                   <pic:blipFill>
